--- a/Docs/Guides/Version 1.0/ADMIN_USER_GUIDE.docx
+++ b/Docs/Guides/Version 1.0/ADMIN_USER_GUIDE.docx
@@ -384,7 +384,22 @@
           <w:rFonts w:ascii="Calibri" w:hAnsi="Calibri" w:eastAsia="Calibri"/>
           <w:sz w:val="22"/>
         </w:rPr>
-        <w:t xml:space="preserve">Когда клиент отправляет заявку, активные получатели из </w:t>
+        <w:t xml:space="preserve">Когда клиент отправляет заявку, все администраторы из </w:t>
+      </w:r>
+      <w:r>
+        <w:rPr>
+          <w:rFonts w:ascii="Consolas" w:hAnsi="Consolas" w:eastAsia="Consolas"/>
+          <w:color w:val="1F4D78"/>
+          <w:sz w:val="19"/>
+        </w:rPr>
+        <w:t>AdminTelegramIds</w:t>
+      </w:r>
+      <w:r>
+        <w:rPr>
+          <w:rFonts w:ascii="Calibri" w:hAnsi="Calibri" w:eastAsia="Calibri"/>
+          <w:sz w:val="22"/>
+        </w:rPr>
+        <w:t xml:space="preserve"> и дополнительные активные получатели из </w:t>
       </w:r>
       <w:r>
         <w:rPr>
@@ -399,7 +414,7 @@
           <w:rFonts w:ascii="Calibri" w:hAnsi="Calibri" w:eastAsia="Calibri"/>
           <w:sz w:val="22"/>
         </w:rPr>
-        <w:t xml:space="preserve"> получают сообщение с вариантами.</w:t>
+        <w:t xml:space="preserve"> получают сообщение с вариантами. Повторяющиеся Telegram ID автоматически объединяются.</w:t>
       </w:r>
     </w:p>
     <w:p>
@@ -1219,6 +1234,24 @@
       </w:r>
     </w:p>
     <w:p>
+      <w:r>
+        <w:rPr>
+          <w:rFonts w:ascii="Calibri" w:hAnsi="Calibri" w:eastAsia="Calibri"/>
+          <w:sz w:val="22"/>
+        </w:rPr>
+        <w:t>Каждый администратор из этого списка автоматически получает новые заявки, уведомления об отмене и переносе, а также подтверждения клиентов. Нажатие Start само по себе не выдаёт права и не включает уведомления: ID должен присутствовать в списке администраторов.</w:t>
+      </w:r>
+    </w:p>
+    <w:p>
+      <w:r>
+        <w:rPr>
+          <w:rFonts w:ascii="Calibri" w:hAnsi="Calibri" w:eastAsia="Calibri"/>
+          <w:sz w:val="22"/>
+        </w:rPr>
+        <w:t>Если заявку одновременно получили несколько администраторов, обработать её сможет только первый. Подтверждение или отклонение из устаревшей карточки не должно изменить уже обработанную заявку.</w:t>
+      </w:r>
+    </w:p>
+    <w:p>
       <w:pPr>
         <w:pStyle w:val="Heading2"/>
       </w:pPr>
@@ -1650,7 +1683,7 @@
           <w:rFonts w:ascii="Calibri" w:hAnsi="Calibri" w:eastAsia="Calibri"/>
           <w:sz w:val="22"/>
         </w:rPr>
-        <w:t xml:space="preserve">Проверьте, что клиент получил финальное сообщение. Технический владелец проверяет </w:t>
+        <w:t xml:space="preserve">Проверьте, что ID администратора присутствует в Configuration и клиент получил финальное сообщение. Технический владелец проверяет объединённый список администраторов и </w:t>
       </w:r>
       <w:r>
         <w:rPr>

--- a/Docs/Guides/Version 1.0/ADMIN_USER_GUIDE.docx
+++ b/Docs/Guides/Version 1.0/ADMIN_USER_GUIDE.docx
@@ -451,6 +451,18 @@
           <w:sz w:val="22"/>
         </w:rPr>
         <w:t>После успешного подтверждения создаются запись в Appointments и событие Google Calendar.</w:t>
+      </w:r>
+    </w:p>
+    <w:p>
+      <w:pPr>
+        <w:pStyle w:val="ListNumber"/>
+      </w:pPr>
+      <w:r>
+        <w:rPr>
+          <w:rFonts w:ascii="Calibri" w:hAnsi="Calibri" w:eastAsia="Calibri"/>
+          <w:sz w:val="22"/>
+        </w:rPr>
+        <w:t>Если бот сообщает об ошибке Calendar, не создавайте новую заявку: проверьте Calendar ID и доступ мастера, затем повторно нажмите прежний вариант подтверждения. Бот использует уже подготовленную запись и не должен создавать дубль.</w:t>
       </w:r>
     </w:p>
     <w:p>
@@ -1327,6 +1339,15 @@
           <w:sz w:val="22"/>
         </w:rPr>
         <w:t>Клиент управляет подтверждённой bot-записью из «Мои записи». Перенос обновляет Appointments и Calendar, очищает поля старого напоминания и подтверждения. Администратор получает уведомление.</w:t>
+      </w:r>
+    </w:p>
+    <w:p>
+      <w:r>
+        <w:rPr>
+          <w:rFonts w:ascii="Calibri" w:hAnsi="Calibri" w:eastAsia="Calibri"/>
+          <w:sz w:val="22"/>
+        </w:rPr>
+        <w:t>Если Calendar недоступен, бот сообщает, что перенос не выполнен, и восстанавливает прежнее время, напоминания и подтверждение клиента. После восстановления доступа клиент может повторить перенос.</w:t>
       </w:r>
     </w:p>
     <w:p>
